--- a/DieLetzteFreiheit_2.docx
+++ b/DieLetzteFreiheit_2.docx
@@ -342,7 +342,7 @@
     </w:p>
     <w:sdt>
       <w:sdtPr>
-        <w:id w:val="789972678"/>
+        <w:id w:val="-722938671"/>
         <w:docPartObj>
           <w:docPartGallery w:val="Table of Contents"/>
           <w:docPartUnique w:val="1"/>
@@ -10275,97 +10275,72 @@
     </w:p>
     <w:p>
       <w:pPr>
-        <w:rPr/>
-      </w:pPr>
-      <w:r>
-        <w:rPr>
-          <w:rtl w:val="0"/>
-        </w:rPr>
-        <w:t xml:space="preserve">Das Pompeji-Projekt I.R.A.R.A.H. ist stark von den Gedanken und Ideen meiner Eltern geprägt, sowie von Teilhard de Chardin, Stanisław Lem und David Deutsch. Diese Einflüsse haben mein Weltbild und die Themen, die in der Geschichte behandelt werden, maßgeblich geformt.</w:t>
-      </w:r>
-    </w:p>
-    <w:p>
-      <w:pPr>
-        <w:rPr/>
-      </w:pPr>
-      <w:r>
-        <w:rPr>
-          <w:rtl w:val="0"/>
-        </w:rPr>
-      </w:r>
-    </w:p>
-    <w:p>
-      <w:pPr>
-        <w:rPr/>
-      </w:pPr>
-      <w:r>
-        <w:rPr>
-          <w:rtl w:val="0"/>
-        </w:rPr>
-        <w:t xml:space="preserve">Auch die Handlung wurde von verschiedenen Denkern beeinflusst, darunter Yuval Noah Harari, David Deutsch, Andre W. Trask und andere. Ihre Überlegungen spiegeln sich in der Art und Weise wider, wie die Geschichte erzählt und die zentralen Konflikte entwickelt werden.</w:t>
-      </w:r>
-    </w:p>
-    <w:p>
-      <w:pPr>
-        <w:rPr/>
-      </w:pPr>
-      <w:r>
-        <w:rPr>
-          <w:rtl w:val="0"/>
-        </w:rPr>
-      </w:r>
-    </w:p>
-    <w:p>
-      <w:pPr>
-        <w:rPr/>
-      </w:pPr>
-      <w:r>
-        <w:rPr>
-          <w:rtl w:val="0"/>
-        </w:rPr>
-        <w:t xml:space="preserve">Die Figuren, die Handlung und die erzählerische Struktur sind jedoch das Ergebnis meiner eigenen Arbeit – und meiner Fehler. In zahlreichen Stunden habe ich den Plot und die Charaktere mit H.K., E.H., J.S. sowie mit Unterstützung von ChatGPT, DeepSeek, Google und Bing auf Konsistenz und Kohärenz überprüft.</w:t>
-      </w:r>
-    </w:p>
-    <w:p>
-      <w:pPr>
-        <w:rPr/>
-      </w:pPr>
-      <w:r>
-        <w:rPr>
-          <w:rtl w:val="0"/>
-        </w:rPr>
-      </w:r>
-    </w:p>
-    <w:p>
-      <w:pPr>
-        <w:rPr/>
-      </w:pPr>
-      <w:r>
-        <w:rPr>
-          <w:rtl w:val="0"/>
-        </w:rPr>
-        <w:t xml:space="preserve">Für die visuelle Gestaltung und die Kapitelüberschriften habe ich auf Text-zu-Bild-KI-Programme zurückgegriffen, die mir kreative und frei verfügbare Bilder lieferten.</w:t>
-      </w:r>
-    </w:p>
-    <w:p>
-      <w:pPr>
-        <w:rPr/>
-      </w:pPr>
-      <w:r>
-        <w:rPr>
-          <w:rtl w:val="0"/>
-        </w:rPr>
-      </w:r>
-    </w:p>
-    <w:p>
-      <w:pPr>
-        <w:rPr/>
-      </w:pPr>
-      <w:r>
-        <w:rPr>
-          <w:rtl w:val="0"/>
-        </w:rPr>
-        <w:t xml:space="preserve">Die Motive, die in der Erzählung eine Rolle spielen – Stadtstaaten, Flucht, Informationsbeschaffung, Spionage und künstliche Intelligenz – finden sich in den Werken von H.G. Wells, Herbert W. Franke, William F. Nolan, George Clayton Johnson sowie in den Schriften von Harari, Lem und Deutsch wieder. Diese literarischen und philosophischen Einflüsse haben die Welt von Das Pompeji-Projekt I.R.A.R.A.H. entscheidend geprägt und bereichert.</w:t>
+        <w:spacing w:after="240" w:before="240" w:lineRule="auto"/>
+        <w:rPr/>
+      </w:pPr>
+      <w:r>
+        <w:rPr>
+          <w:rtl w:val="0"/>
+        </w:rPr>
+        <w:t xml:space="preserve">Das Pompeji-Projekt I.R.A.R.A.H. ist wesentlich von den Gedanken und Ideen meiner Eltern sowie von Teilhard de Chardin, Stanisław Lem und David Deutsch geprägt. Ihre Vorstellungen haben mein Weltbild und damit auch die Themen und Fragestellungen geformt, die der Erzählung zugrunde liegen.</w:t>
+      </w:r>
+    </w:p>
+    <w:p>
+      <w:pPr>
+        <w:spacing w:after="240" w:before="240" w:lineRule="auto"/>
+        <w:rPr/>
+      </w:pPr>
+      <w:r>
+        <w:rPr>
+          <w:rtl w:val="0"/>
+        </w:rPr>
+        <w:t xml:space="preserve">Auch die Handlung wurde von unterschiedlichen Denkern beeinflusst, darunter Yuval Noah Harari, David Deutsch und Andre W. Trask. Ihre Überlegungen haben dazu beigetragen, die erzählerische Perspektive zu entwickeln, die zentralen Konflikte zu gestalten und die gedanklichen Spannungsfelder der Geschichte auszuloten.</w:t>
+      </w:r>
+    </w:p>
+    <w:p>
+      <w:pPr>
+        <w:spacing w:after="240" w:before="240" w:lineRule="auto"/>
+        <w:rPr/>
+      </w:pPr>
+      <w:r>
+        <w:rPr>
+          <w:rtl w:val="0"/>
+        </w:rPr>
+        <w:t xml:space="preserve">Die Figuren, die Handlung und die erzählerische Struktur sind jedoch das Ergebnis meiner eigenen Arbeit – einschließlich ihrer Irrtümer und Unvollkommenheiten. In zahlreichen Arbeitsstunden habe ich den Plot und die Charaktere gemeinsam mit H. K., E. H. und J. S. sowie mithilfe von ChatGPT, DeepSeek, Google und Bing auf Konsistenz und Kohärenz geprüft und alternative Formulierungen erprobt.</w:t>
+      </w:r>
+    </w:p>
+    <w:p>
+      <w:pPr>
+        <w:spacing w:after="240" w:before="240" w:lineRule="auto"/>
+        <w:rPr/>
+      </w:pPr>
+      <w:r>
+        <w:rPr>
+          <w:rtl w:val="0"/>
+        </w:rPr>
+        <w:t xml:space="preserve">Die Erzählung entstand in einem iterativen Prozess, in dem KI-Werkzeuge zur Strukturierung, zur Überprüfung innerer Zusammenhänge und zur Entwicklung sprachlicher Varianten eingesetzt wurden. Die inhaltliche Konzeption, die Auswahl und Gewichtung der Quellen sowie die Endredaktion liegen bei mir als Autor. Die KI diente als Werkzeug, nicht als Urheber.</w:t>
+      </w:r>
+    </w:p>
+    <w:p>
+      <w:pPr>
+        <w:spacing w:after="240" w:before="240" w:lineRule="auto"/>
+        <w:rPr/>
+      </w:pPr>
+      <w:r>
+        <w:rPr>
+          <w:rtl w:val="0"/>
+        </w:rPr>
+        <w:t xml:space="preserve">Die Motive der Erzählung – Stadtstaaten, Flucht, Informationsbeschaffung, Spionage und künstliche Intelligenz – stehen zugleich in einer literarischen Tradition, die von H. G. Wells über Herbert W. Franke, William F. Nolan und George Clayton Johnson bis zu Harari, Lem und Deutsch reicht. Ihre Werke und Gedanken bilden einen vielfältigen Resonanzraum, in dem sich die Welt von Das Pompeji-Projekt I.R.A.R.A.H. entfaltet. Sie haben das Projekt geprägt und bereichert, ohne ihm seine eigene erzählerische Gestalt zu nehmen.</w:t>
+      </w:r>
+    </w:p>
+    <w:p>
+      <w:pPr>
+        <w:rPr/>
+      </w:pPr>
+      <w:r>
+        <w:rPr>
+          <w:rtl w:val="0"/>
+        </w:rPr>
       </w:r>
     </w:p>
     <w:p>
